--- a/docs/TESTEO/CORRECCIONES DBN ERP 02072026.docx
+++ b/docs/TESTEO/CORRECCIONES DBN ERP 02072026.docx
@@ -230,6 +230,15 @@
         </w:rPr>
         <w:t>Esta pantalla no está funcionando correctamente</w:t>
       </w:r>
+      <w:r>
+        <w:t xml:space="preserve"> </w:t>
+      </w:r>
+      <w:r>
+        <w:rPr>
+          <w:highlight w:val="green"/>
+        </w:rPr>
+        <w:t>SE ACTUALIZÓ</w:t>
+      </w:r>
     </w:p>
     <w:p/>
     <w:p/>
@@ -389,6 +398,17 @@
         </w:rPr>
         <w:t>El buscador debe incluir la búsqueda por nombre de cliente y CUIT (ya esta pero dice RUC)</w:t>
       </w:r>
+      <w:r>
+        <w:t xml:space="preserve"> </w:t>
+      </w:r>
+      <w:r>
+        <w:rPr>
+          <w:b/>
+          <w:bCs/>
+          <w:highlight w:val="green"/>
+        </w:rPr>
+        <w:t>YA SE INCLUYÓ LA BÚSQUEDA POR NOMBRE CON SELECT2</w:t>
+      </w:r>
     </w:p>
     <w:p>
       <w:pPr>
@@ -506,6 +526,15 @@
         </w:rPr>
         <w:t>falta traer información de la condición frente al iva del cliente.</w:t>
       </w:r>
+      <w:r>
+        <w:t xml:space="preserve"> </w:t>
+      </w:r>
+      <w:r>
+        <w:rPr>
+          <w:highlight w:val="green"/>
+        </w:rPr>
+        <w:t>SE COLOCÓ UN LABEL LUEGO DE LA SELECCIÓN DEL CLIENTE CON OPCIÓN DE CIERRE</w:t>
+      </w:r>
     </w:p>
     <w:p/>
     <w:p/>
@@ -614,26 +643,38 @@
     <w:p>
       <w:r>
         <w:rPr>
+          <w:highlight w:val="green"/>
+        </w:rPr>
+        <w:t>falta agregar el recuento de</w:t>
+      </w:r>
+      <w:r>
+        <w:rPr>
+          <w:b/>
+          <w:bCs/>
+          <w:highlight w:val="green"/>
+        </w:rPr>
+        <w:t xml:space="preserve"> dolares</w:t>
+      </w:r>
+      <w:r>
+        <w:rPr>
+          <w:highlight w:val="green"/>
+        </w:rPr>
+        <w:t xml:space="preserve"> (el que dice vale, arriba… ese no, porque nunca se uso) en el cierre de caja.</w:t>
+      </w:r>
+      <w:r>
+        <w:t xml:space="preserve"> </w:t>
+      </w:r>
+      <w:r>
+        <w:rPr>
           <w:highlight w:val="yellow"/>
         </w:rPr>
-        <w:t>falta agregar el recuento de</w:t>
-      </w:r>
-      <w:r>
-        <w:rPr>
-          <w:b/>
-          <w:bCs/>
+        <w:t>REVISAR</w:t>
+      </w:r>
+      <w:r>
+        <w:rPr>
           <w:highlight w:val="yellow"/>
         </w:rPr>
-        <w:t xml:space="preserve"> dolares</w:t>
-      </w:r>
-      <w:r>
-        <w:rPr>
-          <w:highlight w:val="yellow"/>
-        </w:rPr>
-        <w:t xml:space="preserve"> (el que dice vale, arriba… ese no, porque nunca se uso) en el cierre de caja.</w:t>
-      </w:r>
-      <w:r>
-        <w:t xml:space="preserve"> REVISAR</w:t>
+        <w:t xml:space="preserve"> EL CASO DE CUADRE DE DÓLARES</w:t>
       </w:r>
     </w:p>
     <w:p/>
@@ -3033,14 +3074,14 @@
         <w:rPr>
           <w:b/>
           <w:bCs/>
-          <w:highlight w:val="green"/>
-        </w:rPr>
-      </w:pPr>
-      <w:r>
-        <w:rPr>
-          <w:b/>
-          <w:bCs/>
-          <w:highlight w:val="green"/>
+          <w:highlight w:val="yellow"/>
+        </w:rPr>
+      </w:pPr>
+      <w:r>
+        <w:rPr>
+          <w:b/>
+          <w:bCs/>
+          <w:highlight w:val="yellow"/>
         </w:rPr>
         <w:t>22 - ERROR REMITOS INTERNOS DE COMPRAS</w:t>
       </w:r>
@@ -3048,12 +3089,12 @@
     <w:p>
       <w:pPr>
         <w:rPr>
-          <w:highlight w:val="green"/>
-        </w:rPr>
-      </w:pPr>
-      <w:r>
-        <w:rPr>
-          <w:highlight w:val="green"/>
+          <w:highlight w:val="yellow"/>
+        </w:rPr>
+      </w:pPr>
+      <w:r>
+        <w:rPr>
+          <w:highlight w:val="yellow"/>
         </w:rPr>
         <w:t>en el sistema actual, para enviarse los productos entre sucursales. emiten el remito interno desde “comprobantes electrónicos/remitos interno” (marcando así la salida del producto de la sucursal) y desde la sucursal que recibe “compras/remitos internos” cargan el mismo número remito interno y trae todo el detalle del comprobante y al grabarlo marcan el ingreso al stock.</w:t>
       </w:r>
@@ -3061,7 +3102,7 @@
         <w:rPr>
           <w:b/>
           <w:bCs/>
-          <w:highlight w:val="green"/>
+          <w:highlight w:val="yellow"/>
         </w:rPr>
         <w:t xml:space="preserve"> Ese remito interno de compras no está funcionando, no está trayendo el detalle, ni siquiera lo reconoce. </w:t>
       </w:r>
@@ -3069,7 +3110,7 @@
     <w:p>
       <w:r>
         <w:rPr>
-          <w:highlight w:val="green"/>
+          <w:highlight w:val="yellow"/>
         </w:rPr>
         <w:t>otra cosa que noté haciendo la prueba, es que si doy enter al colocar la numeración, se crea el remito vacío, sin nada.</w:t>
       </w:r>
@@ -3212,27 +3253,41 @@
         <w:spacing w:before="240" w:after="240"/>
       </w:pPr>
       <w:r>
+        <w:rPr>
+          <w:highlight w:val="green"/>
+        </w:rPr>
         <w:t>No se que me dirán ustedes, o que justificación… pero esa opción de “</w:t>
       </w:r>
       <w:r>
         <w:rPr>
           <w:b/>
           <w:bCs/>
+          <w:highlight w:val="green"/>
         </w:rPr>
         <w:t>eliminar registro</w:t>
       </w:r>
       <w:r>
+        <w:rPr>
+          <w:highlight w:val="green"/>
+        </w:rPr>
         <w:t>” de todos los formularios,</w:t>
       </w:r>
       <w:r>
         <w:rPr>
           <w:b/>
           <w:bCs/>
+          <w:highlight w:val="green"/>
         </w:rPr>
         <w:t xml:space="preserve"> no tiene que estar, no tiene que aparecer</w:t>
       </w:r>
       <w:r>
-        <w:t xml:space="preserve">, porque es un peligro. Ningún usuario debe eliminar un registro, un comprobante o lo que sea, salvo los programadores, desde la base de datos y de última desde el staff. Porque veo que pueden eliminar, recibos, facturas, remitos, compras, etc.… eso no se debería poder hacer. </w:t>
+        <w:rPr>
+          <w:highlight w:val="green"/>
+        </w:rPr>
+        <w:t>, porque es un peligro. Ningún usuario debe eliminar un registro, un comprobante o lo que sea, salvo los programadores, desde la base de datos y de última desde el staff. Porque veo que pueden eliminar, recibos, facturas, remitos, compras, etc.… eso no se debería poder hacer.</w:t>
+      </w:r>
+      <w:r>
+        <w:t xml:space="preserve"> </w:t>
       </w:r>
     </w:p>
     <w:p>

--- a/docs/TESTEO/CORRECCIONES DBN ERP 02072026.docx
+++ b/docs/TESTEO/CORRECCIONES DBN ERP 02072026.docx
@@ -15,7 +15,7 @@
           <w:b/>
           <w:bCs/>
         </w:rPr>
-        <w:t>En este documentos vamos dejando los requerimientos que se le presentan a los usuarios del sistemas y diferencias con el Actual</w:t>
+        <w:t>n este documentos vamos dejando los requerimientos que se le presentan a los usuarios del sistemas y diferencias con el Actual</w:t>
       </w:r>
       <w:commentRangeEnd w:id="0"/>
       <w:r>
@@ -42,23 +42,36 @@
         <w:rPr>
           <w:b/>
           <w:bCs/>
-        </w:rPr>
-      </w:pPr>
-      <w:r>
-        <w:rPr>
-          <w:b/>
-          <w:bCs/>
+          <w:highlight w:val="yellow"/>
+        </w:rPr>
+      </w:pPr>
+      <w:r>
+        <w:rPr>
+          <w:b/>
+          <w:bCs/>
+          <w:highlight w:val="yellow"/>
         </w:rPr>
         <w:t>1 - PERMISOS</w:t>
       </w:r>
     </w:p>
     <w:p>
-      <w:r>
+      <w:pPr>
+        <w:rPr>
+          <w:highlight w:val="yellow"/>
+        </w:rPr>
+      </w:pPr>
+      <w:r>
+        <w:rPr>
+          <w:highlight w:val="yellow"/>
+        </w:rPr>
         <w:t>Nivel Z: No pueden modificar los clientes (solo crearlos) los administradores pueden agregar mail, o cambiar de vendedor.</w:t>
       </w:r>
     </w:p>
     <w:p>
       <w:r>
+        <w:rPr>
+          <w:highlight w:val="yellow"/>
+        </w:rPr>
         <w:t>Nivel Z: corregir vistas de cajas (cajas y movimientos de caja), los usuarios solo pueden ver de su sucursal</w:t>
       </w:r>
     </w:p>
@@ -87,12 +100,16 @@
         </w:rPr>
       </w:pPr>
       <w:r>
+        <w:rPr>
+          <w:highlight w:val="yellow"/>
+        </w:rPr>
         <w:t>Informes &gt; Ventas &gt; Saldos de Clientes &gt;</w:t>
       </w:r>
       <w:r>
         <w:rPr>
           <w:b/>
           <w:bCs/>
+          <w:highlight w:val="yellow"/>
         </w:rPr>
         <w:t xml:space="preserve"> Vista Preliminar en Excel</w:t>
       </w:r>
@@ -124,7 +141,7 @@
                     <pic:cNvPicPr preferRelativeResize="0"/>
                   </pic:nvPicPr>
                   <pic:blipFill>
-                    <a:blip r:embed="rId7"/>
+                    <a:blip r:embed="rId9"/>
                     <a:srcRect/>
                     <a:stretch>
                       <a:fillRect/>
@@ -200,7 +217,7 @@
                     <pic:cNvPicPr preferRelativeResize="0"/>
                   </pic:nvPicPr>
                   <pic:blipFill>
-                    <a:blip r:embed="rId8"/>
+                    <a:blip r:embed="rId10"/>
                     <a:srcRect/>
                     <a:stretch>
                       <a:fillRect/>
@@ -284,7 +301,7 @@
                     <pic:cNvPicPr preferRelativeResize="0"/>
                   </pic:nvPicPr>
                   <pic:blipFill>
-                    <a:blip r:embed="rId9"/>
+                    <a:blip r:embed="rId11"/>
                     <a:srcRect/>
                     <a:stretch>
                       <a:fillRect/>
@@ -335,7 +352,7 @@
                     <pic:cNvPicPr preferRelativeResize="0"/>
                   </pic:nvPicPr>
                   <pic:blipFill>
-                    <a:blip r:embed="rId10"/>
+                    <a:blip r:embed="rId12"/>
                     <a:srcRect/>
                     <a:stretch>
                       <a:fillRect/>
@@ -453,7 +470,7 @@
                     <pic:cNvPicPr preferRelativeResize="0"/>
                   </pic:nvPicPr>
                   <pic:blipFill>
-                    <a:blip r:embed="rId11"/>
+                    <a:blip r:embed="rId13"/>
                     <a:srcRect/>
                     <a:stretch>
                       <a:fillRect/>
@@ -495,7 +512,7 @@
                     <pic:cNvPicPr preferRelativeResize="0"/>
                   </pic:nvPicPr>
                   <pic:blipFill>
-                    <a:blip r:embed="rId12"/>
+                    <a:blip r:embed="rId14"/>
                     <a:srcRect/>
                     <a:stretch>
                       <a:fillRect/>
@@ -574,7 +591,7 @@
                     <pic:cNvPicPr preferRelativeResize="0"/>
                   </pic:nvPicPr>
                   <pic:blipFill>
-                    <a:blip r:embed="rId13"/>
+                    <a:blip r:embed="rId15"/>
                     <a:srcRect/>
                     <a:stretch>
                       <a:fillRect/>
@@ -616,7 +633,7 @@
                     <pic:cNvPicPr preferRelativeResize="0"/>
                   </pic:nvPicPr>
                   <pic:blipFill>
-                    <a:blip r:embed="rId14"/>
+                    <a:blip r:embed="rId16"/>
                     <a:srcRect/>
                     <a:stretch>
                       <a:fillRect/>
@@ -666,13 +683,13 @@
       </w:r>
       <w:r>
         <w:rPr>
-          <w:highlight w:val="yellow"/>
+          <w:highlight w:val="green"/>
         </w:rPr>
         <w:t>REVISAR</w:t>
       </w:r>
       <w:r>
         <w:rPr>
-          <w:highlight w:val="yellow"/>
+          <w:highlight w:val="green"/>
         </w:rPr>
         <w:t xml:space="preserve"> EL CASO DE CUADRE DE DÓLARES</w:t>
       </w:r>
@@ -713,7 +730,7 @@
                     <pic:cNvPicPr preferRelativeResize="0"/>
                   </pic:nvPicPr>
                   <pic:blipFill>
-                    <a:blip r:embed="rId15"/>
+                    <a:blip r:embed="rId17"/>
                     <a:srcRect/>
                     <a:stretch>
                       <a:fillRect/>
@@ -806,7 +823,7 @@
                     <pic:cNvPicPr preferRelativeResize="0"/>
                   </pic:nvPicPr>
                   <pic:blipFill>
-                    <a:blip r:embed="rId16"/>
+                    <a:blip r:embed="rId18"/>
                     <a:srcRect/>
                     <a:stretch>
                       <a:fillRect/>
@@ -851,7 +868,7 @@
                     <pic:cNvPicPr preferRelativeResize="0"/>
                   </pic:nvPicPr>
                   <pic:blipFill>
-                    <a:blip r:embed="rId17"/>
+                    <a:blip r:embed="rId19"/>
                     <a:srcRect/>
                     <a:stretch>
                       <a:fillRect/>
@@ -879,7 +896,16 @@
         <w:spacing w:before="240" w:after="240"/>
       </w:pPr>
       <w:r>
-        <w:t>Falta agregar los comprobantes pendientes a pagar, el saldo que le queda al cliente, y la firma siempre aparece admin, independientemente quien las hace.</w:t>
+        <w:t xml:space="preserve">Falta agregar los comprobantes pendientes a pagar, el saldo que le queda al cliente, y la firma </w:t>
+      </w:r>
+      <w:r>
+        <w:rPr>
+          <w:highlight w:val="green"/>
+        </w:rPr>
+        <w:t>siempre aparece admin</w:t>
+      </w:r>
+      <w:r>
+        <w:t>, independientemente quien las hace.</w:t>
       </w:r>
     </w:p>
     <w:p>
@@ -905,7 +931,7 @@
                     <pic:cNvPicPr preferRelativeResize="0"/>
                   </pic:nvPicPr>
                   <pic:blipFill>
-                    <a:blip r:embed="rId18"/>
+                    <a:blip r:embed="rId20"/>
                     <a:srcRect/>
                     <a:stretch>
                       <a:fillRect/>
@@ -933,7 +959,13 @@
         <w:spacing w:before="240" w:after="240"/>
       </w:pPr>
       <w:r>
+        <w:rPr>
+          <w:highlight w:val="yellow"/>
+        </w:rPr>
         <w:t>Además, las notas de crédito se están sumando.</w:t>
+      </w:r>
+      <w:r>
+        <w:t xml:space="preserve"> REVISAR</w:t>
       </w:r>
     </w:p>
     <w:p>
@@ -966,30 +998,64 @@
         <w:rPr>
           <w:i/>
           <w:iCs/>
+          <w:highlight w:val="yellow"/>
         </w:rPr>
       </w:pPr>
       <w:r>
         <w:rPr>
           <w:i/>
           <w:iCs/>
+          <w:highlight w:val="yellow"/>
         </w:rPr>
         <w:t>Algún checkbox que autocomplete el saldo de un comprobante. En el actual una vez colocado el importe a pagar, seleccionando la columna se autocompletan los totales de los comprobantes a pagar hasta llegar al importe a pagar. Con que lo tenga comprobante por comprobante estaría (evita errores en el tipeo de los valores)</w:t>
       </w:r>
-    </w:p>
-    <w:p>
-      <w:pPr>
-        <w:spacing w:before="240" w:after="240"/>
+      <w:r>
         <w:rPr>
           <w:i/>
           <w:iCs/>
-        </w:rPr>
-      </w:pPr>
+          <w:highlight w:val="yellow"/>
+        </w:rPr>
+        <w:t xml:space="preserve"> </w:t>
+      </w:r>
       <w:r>
         <w:rPr>
           <w:i/>
           <w:iCs/>
+          <w:highlight w:val="green"/>
+        </w:rPr>
+        <w:t>resolver con doble clic</w:t>
+      </w:r>
+    </w:p>
+    <w:p>
+      <w:pPr>
+        <w:spacing w:before="240" w:after="240"/>
+        <w:rPr>
+          <w:i/>
+          <w:iCs/>
+        </w:rPr>
+      </w:pPr>
+      <w:r>
+        <w:rPr>
+          <w:i/>
+          <w:iCs/>
+          <w:highlight w:val="yellow"/>
         </w:rPr>
         <w:t>y que se agregué más de una línea de comisión/compensación.</w:t>
+      </w:r>
+      <w:r>
+        <w:rPr>
+          <w:i/>
+          <w:iCs/>
+        </w:rPr>
+        <w:t xml:space="preserve"> </w:t>
+      </w:r>
+      <w:r>
+        <w:rPr>
+          <w:i/>
+          <w:iCs/>
+          <w:highlight w:val="cyan"/>
+        </w:rPr>
+        <w:t>repreguntar</w:t>
       </w:r>
     </w:p>
     <w:p>
@@ -1083,6 +1149,15 @@
         </w:rPr>
         <w:commentReference w:id="3"/>
       </w:r>
+      <w:r>
+        <w:t xml:space="preserve"> </w:t>
+      </w:r>
+      <w:r>
+        <w:rPr>
+          <w:highlight w:val="green"/>
+        </w:rPr>
+        <w:t>LISTO</w:t>
+      </w:r>
     </w:p>
     <w:p>
       <w:pPr>
@@ -1112,6 +1187,7 @@
         <w:rPr>
           <w:b/>
           <w:bCs/>
+          <w:highlight w:val="green"/>
         </w:rPr>
         <w:t>10 - FALTA: SALDOS DE CUENTAS VENDEDOR</w:t>
       </w:r>
@@ -1145,7 +1221,7 @@
                     <pic:cNvPicPr preferRelativeResize="0"/>
                   </pic:nvPicPr>
                   <pic:blipFill>
-                    <a:blip r:embed="rId19"/>
+                    <a:blip r:embed="rId21"/>
                     <a:srcRect/>
                     <a:stretch>
                       <a:fillRect/>
@@ -1198,7 +1274,7 @@
                     <pic:cNvPicPr preferRelativeResize="0"/>
                   </pic:nvPicPr>
                   <pic:blipFill>
-                    <a:blip r:embed="rId20"/>
+                    <a:blip r:embed="rId22"/>
                     <a:srcRect/>
                     <a:stretch>
                       <a:fillRect/>
@@ -1244,7 +1320,7 @@
                     <pic:cNvPicPr preferRelativeResize="0"/>
                   </pic:nvPicPr>
                   <pic:blipFill>
-                    <a:blip r:embed="rId21"/>
+                    <a:blip r:embed="rId23"/>
                     <a:srcRect/>
                     <a:stretch>
                       <a:fillRect/>
@@ -1584,7 +1660,7 @@
                     <pic:cNvPicPr preferRelativeResize="0"/>
                   </pic:nvPicPr>
                   <pic:blipFill>
-                    <a:blip r:embed="rId22"/>
+                    <a:blip r:embed="rId24"/>
                     <a:srcRect/>
                     <a:stretch>
                       <a:fillRect/>
@@ -1624,6 +1700,24 @@
         </w:rPr>
         <w:commentReference w:id="11"/>
       </w:r>
+      <w:r>
+        <w:t xml:space="preserve"> </w:t>
+      </w:r>
+      <w:r>
+        <w:rPr>
+          <w:highlight w:val="green"/>
+        </w:rPr>
+        <w:t>LISTO</w:t>
+      </w:r>
+      <w:r>
+        <w:t xml:space="preserve"> </w:t>
+      </w:r>
+      <w:r>
+        <w:rPr>
+          <w:highlight w:val="yellow"/>
+        </w:rPr>
+        <w:t>PERO REVISAR</w:t>
+      </w:r>
     </w:p>
     <w:p>
       <w:pPr>
@@ -1635,6 +1729,7 @@
         <w:rPr>
           <w:i/>
           <w:iCs/>
+          <w:highlight w:val="green"/>
         </w:rPr>
         <w:t>En esta planilla debería figurar los usuarios que abre la caja y quien la cierra.</w:t>
       </w:r>
@@ -1642,6 +1737,8 @@
       <w:r>
         <w:rPr>
           <w:rStyle w:val="Refdecomentario"/>
+          <w:i/>
+          <w:iCs/>
           <w:sz w:val="22"/>
           <w:szCs w:val="22"/>
         </w:rPr>
@@ -1651,41 +1748,57 @@
       <w:r>
         <w:rPr>
           <w:rStyle w:val="Refdecomentario"/>
+          <w:i/>
+          <w:iCs/>
           <w:sz w:val="22"/>
           <w:szCs w:val="22"/>
         </w:rPr>
         <w:commentReference w:id="12"/>
       </w:r>
-    </w:p>
-    <w:p>
-      <w:pPr>
-        <w:spacing w:before="240" w:after="240"/>
-        <w:rPr>
-          <w:b/>
-          <w:bCs/>
-        </w:rPr>
-      </w:pPr>
-      <w:r>
-        <w:rPr>
-          <w:b/>
-          <w:bCs/>
-        </w:rPr>
-        <w:t>12 - NUEVO LISTADO</w:t>
-      </w:r>
-    </w:p>
-    <w:p>
-      <w:pPr>
-        <w:spacing w:before="240" w:after="240"/>
+      <w:r>
         <w:rPr>
           <w:i/>
           <w:iCs/>
         </w:rPr>
-      </w:pPr>
-      <w:r>
+        <w:t xml:space="preserve"> </w:t>
+      </w:r>
+      <w:r>
+        <w:rPr>
+          <w:highlight w:val="green"/>
+        </w:rPr>
+        <w:t>LISTO</w:t>
+      </w:r>
+    </w:p>
+    <w:p>
+      <w:pPr>
+        <w:spacing w:before="240" w:after="240"/>
+        <w:rPr>
+          <w:b/>
+          <w:bCs/>
+        </w:rPr>
+      </w:pPr>
+      <w:r>
+        <w:rPr>
+          <w:b/>
+          <w:bCs/>
+          <w:highlight w:val="green"/>
+        </w:rPr>
+        <w:t>12 - NUEVO LISTADO</w:t>
+      </w:r>
+    </w:p>
+    <w:p>
+      <w:pPr>
+        <w:spacing w:before="240" w:after="240"/>
         <w:rPr>
           <w:i/>
           <w:iCs/>
         </w:rPr>
+      </w:pPr>
+      <w:r>
+        <w:rPr>
+          <w:i/>
+          <w:iCs/>
+        </w:rPr>
         <w:t>Sugiero que se agregue “detalle de transferencias recibidas” en caja. Actualmente no existe un listado que las saque, y en que caja fueron realizadas. Y hoy en día se hacen muchas transferencias y se nos complica mucho localizarlas (inclusive a mi)</w:t>
       </w:r>
     </w:p>
@@ -1732,6 +1845,21 @@
           <w:bCs/>
         </w:rPr>
         <w:t xml:space="preserve"> (Módulo nuevo)</w:t>
+      </w:r>
+      <w:r>
+        <w:rPr>
+          <w:b/>
+          <w:bCs/>
+        </w:rPr>
+        <w:t xml:space="preserve"> </w:t>
+      </w:r>
+      <w:r>
+        <w:rPr>
+          <w:b/>
+          <w:bCs/>
+          <w:highlight w:val="green"/>
+        </w:rPr>
+        <w:t>(PREGUNTAR A EDUARDO)</w:t>
       </w:r>
     </w:p>
     <w:p>
@@ -1783,7 +1911,7 @@
                     <pic:cNvPicPr preferRelativeResize="0"/>
                   </pic:nvPicPr>
                   <pic:blipFill>
-                    <a:blip r:embed="rId23"/>
+                    <a:blip r:embed="rId25"/>
                     <a:srcRect/>
                     <a:stretch>
                       <a:fillRect/>
@@ -1869,7 +1997,7 @@
                     <pic:cNvPicPr preferRelativeResize="0"/>
                   </pic:nvPicPr>
                   <pic:blipFill>
-                    <a:blip r:embed="rId24"/>
+                    <a:blip r:embed="rId26"/>
                     <a:srcRect/>
                     <a:stretch>
                       <a:fillRect/>
@@ -1925,6 +2053,15 @@
       <w:r>
         <w:t xml:space="preserve"> (PREGUNTAR A LEONCIO)</w:t>
       </w:r>
+      <w:r>
+        <w:t xml:space="preserve"> </w:t>
+      </w:r>
+      <w:r>
+        <w:rPr>
+          <w:highlight w:val="green"/>
+        </w:rPr>
+        <w:t>LISTO</w:t>
+      </w:r>
     </w:p>
     <w:p>
       <w:pPr>
@@ -1949,7 +2086,7 @@
                     <pic:cNvPicPr preferRelativeResize="0"/>
                   </pic:nvPicPr>
                   <pic:blipFill>
-                    <a:blip r:embed="rId25"/>
+                    <a:blip r:embed="rId27"/>
                     <a:srcRect/>
                     <a:stretch>
                       <a:fillRect/>
@@ -2014,7 +2151,22 @@
           <w:b/>
           <w:bCs/>
         </w:rPr>
-        <w:t xml:space="preserve"> (REPLANTEADO – REVISAR)</w:t>
+        <w:t xml:space="preserve"> (REPLANTEADO – </w:t>
+      </w:r>
+      <w:r>
+        <w:rPr>
+          <w:b/>
+          <w:bCs/>
+          <w:highlight w:val="yellow"/>
+        </w:rPr>
+        <w:t>REVISAR</w:t>
+      </w:r>
+      <w:r>
+        <w:rPr>
+          <w:b/>
+          <w:bCs/>
+        </w:rPr>
+        <w:t>)</w:t>
       </w:r>
     </w:p>
     <w:p>
@@ -2045,7 +2197,7 @@
                     <pic:cNvPicPr preferRelativeResize="0"/>
                   </pic:nvPicPr>
                   <pic:blipFill>
-                    <a:blip r:embed="rId26"/>
+                    <a:blip r:embed="rId28"/>
                     <a:srcRect/>
                     <a:stretch>
                       <a:fillRect/>
@@ -2073,6 +2225,9 @@
         <w:spacing w:before="240" w:after="240"/>
       </w:pPr>
       <w:r>
+        <w:rPr>
+          <w:highlight w:val="yellow"/>
+        </w:rPr>
         <w:t>Se sabe que el operario aplica varias veces descuentos, lo que esta sucediendo es que el ultimo descuento que se aplico tiene que quedar en pantalla (si, el último número que puse fue 10%, al dar enter queda en blanco… se tiene que seguir viendo, por una cuestión de que se pueden llegar a olvidar cual es el último que aplicaron(?)). También note, que mientras lo estoy haciendo, si doy click por fuera, o cambio de pestaña, se bloquea el detalle y no puedo seguir haciendo el comprobante.</w:t>
       </w:r>
     </w:p>
@@ -2142,7 +2297,23 @@
           <w:i/>
           <w:iCs/>
         </w:rPr>
-        <w:t>Nota: estuve probando los permisos asignados a cada grupo, y una de las cosas que hice, es quitarle la posibilidad de modificar un cliente, y eliminarlo. Pero me surgió un problema… si le saco eso, les quitó la posibilidad que vean los datos completos del cliente en pantalla. Deberían crear una vista para que al menos los que no tienen ese permiso lo puedan visualizar.</w:t>
+        <w:t>Nota: estuve probando los permisos asignados a cada grupo, y una de las cosas que hice, es quitarle la posibilidad de modificar un cliente, y eliminarlo. Pero me surgió un problema… si le saco eso</w:t>
+      </w:r>
+      <w:r>
+        <w:rPr>
+          <w:i/>
+          <w:iCs/>
+          <w:highlight w:val="yellow"/>
+        </w:rPr>
+        <w:t>, les quitó la posibilidad que vean los datos completos del cliente en pantalla. Deberían crear una vista para que al menos los que no tienen ese permiso lo puedan visualizar.</w:t>
+      </w:r>
+      <w:r>
+        <w:rPr>
+          <w:i/>
+          <w:iCs/>
+          <w:highlight w:val="yellow"/>
+        </w:rPr>
+        <w:t>HABILITACIÓN DEL BOTÓN VER (CON DISABLE) EXPLICAR A LEONCIO</w:t>
       </w:r>
     </w:p>
     <w:p>
@@ -2246,6 +2417,7 @@
     </w:p>
     <w:p>
       <w:r>
+        <w:lastRenderedPageBreak/>
         <w:t>=================================================================</w:t>
       </w:r>
     </w:p>
@@ -2262,7 +2434,6 @@
           <w:b/>
           <w:bCs/>
         </w:rPr>
-        <w:lastRenderedPageBreak/>
         <w:t>18 - ERROR FACTURACION FISCAL</w:t>
       </w:r>
       <w:r>
@@ -2295,7 +2466,7 @@
                     <pic:cNvPicPr preferRelativeResize="0"/>
                   </pic:nvPicPr>
                   <pic:blipFill>
-                    <a:blip r:embed="rId27"/>
+                    <a:blip r:embed="rId29"/>
                     <a:srcRect/>
                     <a:stretch>
                       <a:fillRect/>
@@ -2340,7 +2511,7 @@
                     <pic:cNvPicPr preferRelativeResize="0"/>
                   </pic:nvPicPr>
                   <pic:blipFill>
-                    <a:blip r:embed="rId28"/>
+                    <a:blip r:embed="rId30"/>
                     <a:srcRect/>
                     <a:stretch>
                       <a:fillRect/>
@@ -2368,26 +2539,37 @@
         <w:spacing w:before="240" w:after="240"/>
       </w:pPr>
       <w:r>
+        <w:rPr>
+          <w:highlight w:val="yellow"/>
+        </w:rPr>
         <w:t xml:space="preserve">Hemos detectado, que, a la hora de facturar, los clientes que tienen REMITOS y PRESUPUESTOS les tira ese mensaje de documentos vencidos. Revisando la base de datos, nos dimos cuenta que es porque comprueba que el </w:t>
       </w:r>
       <w:r>
         <w:rPr>
           <w:b/>
           <w:bCs/>
+          <w:highlight w:val="yellow"/>
         </w:rPr>
         <w:t xml:space="preserve">total </w:t>
       </w:r>
       <w:r>
+        <w:rPr>
+          <w:highlight w:val="yellow"/>
+        </w:rPr>
         <w:t xml:space="preserve">sea igual a la </w:t>
       </w:r>
       <w:r>
         <w:rPr>
           <w:b/>
           <w:bCs/>
+          <w:highlight w:val="yellow"/>
         </w:rPr>
         <w:t>entrega</w:t>
       </w:r>
       <w:r>
+        <w:rPr>
+          <w:highlight w:val="yellow"/>
+        </w:rPr>
         <w:t>, cuando estos documentos no son así.</w:t>
       </w:r>
     </w:p>
@@ -2405,6 +2587,7 @@
           <w:b/>
           <w:bCs/>
         </w:rPr>
+        <w:lastRenderedPageBreak/>
         <w:t>ESTADÍSTICAS</w:t>
       </w:r>
     </w:p>
@@ -2420,8 +2603,8 @@
         <w:rPr>
           <w:b/>
           <w:bCs/>
-        </w:rPr>
-        <w:lastRenderedPageBreak/>
+          <w:highlight w:val="green"/>
+        </w:rPr>
         <w:t xml:space="preserve">19 - </w:t>
       </w:r>
       <w:commentRangeStart w:id="17"/>
@@ -2429,6 +2612,7 @@
         <w:rPr>
           <w:b/>
           <w:bCs/>
+          <w:highlight w:val="green"/>
         </w:rPr>
         <w:t>DIFERENCIAS EN LOS EXCEL (CANTIDAD)</w:t>
       </w:r>
@@ -2442,6 +2626,21 @@
           <w:szCs w:val="22"/>
         </w:rPr>
         <w:commentReference w:id="17"/>
+      </w:r>
+      <w:r>
+        <w:rPr>
+          <w:b/>
+          <w:bCs/>
+        </w:rPr>
+        <w:t xml:space="preserve"> </w:t>
+      </w:r>
+      <w:r>
+        <w:rPr>
+          <w:b/>
+          <w:bCs/>
+          <w:highlight w:val="yellow"/>
+        </w:rPr>
+        <w:t>revisar solo datos</w:t>
       </w:r>
     </w:p>
     <w:p>
@@ -2472,7 +2671,7 @@
                     <pic:cNvPicPr preferRelativeResize="0"/>
                   </pic:nvPicPr>
                   <pic:blipFill>
-                    <a:blip r:embed="rId29"/>
+                    <a:blip r:embed="rId31"/>
                     <a:srcRect/>
                     <a:stretch>
                       <a:fillRect/>
@@ -2539,7 +2738,7 @@
                     <pic:cNvPicPr preferRelativeResize="0"/>
                   </pic:nvPicPr>
                   <pic:blipFill>
-                    <a:blip r:embed="rId30"/>
+                    <a:blip r:embed="rId32"/>
                     <a:srcRect/>
                     <a:stretch>
                       <a:fillRect/>
@@ -2606,7 +2805,7 @@
                     <pic:cNvPicPr preferRelativeResize="0"/>
                   </pic:nvPicPr>
                   <pic:blipFill>
-                    <a:blip r:embed="rId31"/>
+                    <a:blip r:embed="rId33"/>
                     <a:srcRect/>
                     <a:stretch>
                       <a:fillRect/>
@@ -2731,7 +2930,7 @@
                     <pic:cNvPicPr preferRelativeResize="0"/>
                   </pic:nvPicPr>
                   <pic:blipFill>
-                    <a:blip r:embed="rId32"/>
+                    <a:blip r:embed="rId34"/>
                     <a:srcRect/>
                     <a:stretch>
                       <a:fillRect/>
@@ -2798,7 +2997,7 @@
                     <pic:cNvPicPr preferRelativeResize="0"/>
                   </pic:nvPicPr>
                   <pic:blipFill>
-                    <a:blip r:embed="rId33"/>
+                    <a:blip r:embed="rId35"/>
                     <a:srcRect/>
                     <a:stretch>
                       <a:fillRect/>
@@ -2865,7 +3064,7 @@
                     <pic:cNvPicPr preferRelativeResize="0"/>
                   </pic:nvPicPr>
                   <pic:blipFill>
-                    <a:blip r:embed="rId34"/>
+                    <a:blip r:embed="rId36"/>
                     <a:srcRect/>
                     <a:stretch>
                       <a:fillRect/>
@@ -2979,7 +3178,7 @@
                     <pic:cNvPicPr preferRelativeResize="0"/>
                   </pic:nvPicPr>
                   <pic:blipFill>
-                    <a:blip r:embed="rId35"/>
+                    <a:blip r:embed="rId37"/>
                     <a:srcRect/>
                     <a:stretch>
                       <a:fillRect/>
@@ -3007,6 +3206,9 @@
         <w:spacing w:before="240" w:after="240"/>
       </w:pPr>
       <w:r>
+        <w:rPr>
+          <w:highlight w:val="yellow"/>
+        </w:rPr>
         <w:t>a la hora de hacer un recibo, si el resto a cobrar es negativo (porque me excedí en la forma de pago, porque no tenía ningún comprobante a pagar)... me tiene que dejar hacer el recibo igual y acreditarlo en la cuenta corriente, quedando el saldo a favor del cliente. Pasa mucho con clientes que pagan de más, porque saben que van a volver a comprar, y entonces deja ese saldo a favor.</w:t>
       </w:r>
     </w:p>
@@ -3059,6 +3261,7 @@
         <w:rPr>
           <w:i/>
           <w:iCs/>
+          <w:highlight w:val="green"/>
         </w:rPr>
         <w:t>TABLA DINÁMICA VENTAS: Tenemos un grupo de usuarios, que sacan este mismo excel, pero con la particularidad que se le elimina la columna “COSTO”, en el sistema actual… se puede hacer, asignando un nivel. sacan ese mismo excel (el completo) pero le elimina esa columna.</w:t>
       </w:r>
@@ -3110,7 +3313,7 @@
     <w:p>
       <w:r>
         <w:rPr>
-          <w:highlight w:val="yellow"/>
+          <w:highlight w:val="green"/>
         </w:rPr>
         <w:t>otra cosa que noté haciendo la prueba, es que si doy enter al colocar la numeración, se crea el remito vacío, sin nada.</w:t>
       </w:r>
@@ -3143,7 +3346,7 @@
                     <pic:cNvPicPr preferRelativeResize="0"/>
                   </pic:nvPicPr>
                   <pic:blipFill>
-                    <a:blip r:embed="rId36"/>
+                    <a:blip r:embed="rId38"/>
                     <a:srcRect/>
                     <a:stretch>
                       <a:fillRect/>
@@ -3225,7 +3428,7 @@
                     <pic:cNvPicPr preferRelativeResize="0"/>
                   </pic:nvPicPr>
                   <pic:blipFill>
-                    <a:blip r:embed="rId37"/>
+                    <a:blip r:embed="rId39"/>
                     <a:srcRect/>
                     <a:stretch>
                       <a:fillRect/>
@@ -3314,6 +3517,14 @@
         </w:rPr>
         <w:t>ESTAS SON LAS PANTALLAS QUE ME HICIERON NOTAR QUE FALTA</w:t>
       </w:r>
+      <w:r>
+        <w:rPr>
+          <w:b/>
+          <w:bCs/>
+          <w:u w:val="single"/>
+        </w:rPr>
+        <w:t xml:space="preserve"> (OJO)</w:t>
+      </w:r>
     </w:p>
     <w:p>
       <w:pPr>
@@ -3335,8 +3546,31 @@
         <w:rPr>
           <w:b/>
           <w:bCs/>
+          <w:highlight w:val="yellow"/>
         </w:rPr>
         <w:t>24 - STOCK / CAMBIOS DE PRECIOS POR PORCENTAJES</w:t>
+      </w:r>
+      <w:r>
+        <w:rPr>
+          <w:b/>
+          <w:bCs/>
+        </w:rPr>
+        <w:t xml:space="preserve"> PENDIENTE</w:t>
+      </w:r>
+      <w:r>
+        <w:rPr>
+          <w:b/>
+          <w:bCs/>
+        </w:rPr>
+        <w:t xml:space="preserve"> </w:t>
+      </w:r>
+      <w:r>
+        <w:rPr>
+          <w:b/>
+          <w:bCs/>
+          <w:highlight w:val="yellow"/>
+        </w:rPr>
+        <w:t>(LEONCIO)</w:t>
       </w:r>
     </w:p>
     <w:p>
@@ -3368,7 +3602,7 @@
                     <pic:cNvPicPr preferRelativeResize="0"/>
                   </pic:nvPicPr>
                   <pic:blipFill>
-                    <a:blip r:embed="rId38"/>
+                    <a:blip r:embed="rId40"/>
                     <a:srcRect/>
                     <a:stretch>
                       <a:fillRect/>
@@ -3403,8 +3637,16 @@
         <w:rPr>
           <w:b/>
           <w:bCs/>
+          <w:highlight w:val="yellow"/>
         </w:rPr>
         <w:t>25 - VENTAS / CANCELAR REMITOS</w:t>
+      </w:r>
+      <w:r>
+        <w:rPr>
+          <w:b/>
+          <w:bCs/>
+        </w:rPr>
+        <w:t xml:space="preserve"> PREGUNTAR</w:t>
       </w:r>
     </w:p>
     <w:p>
@@ -3435,7 +3677,7 @@
                     <pic:cNvPicPr preferRelativeResize="0"/>
                   </pic:nvPicPr>
                   <pic:blipFill>
-                    <a:blip r:embed="rId39"/>
+                    <a:blip r:embed="rId41"/>
                     <a:srcRect/>
                     <a:stretch>
                       <a:fillRect/>
@@ -3486,6 +3728,7 @@
         <w:rPr>
           <w:b/>
           <w:bCs/>
+          <w:highlight w:val="yellow"/>
         </w:rPr>
         <w:t>26 - VENTAS / LISTADOS Y CONSULTAS / BUSCAR COMPROBANTES SEGÚN REMITOS</w:t>
       </w:r>
@@ -3519,7 +3762,7 @@
                     <pic:cNvPicPr preferRelativeResize="0"/>
                   </pic:nvPicPr>
                   <pic:blipFill>
-                    <a:blip r:embed="rId40"/>
+                    <a:blip r:embed="rId42"/>
                     <a:srcRect/>
                     <a:stretch>
                       <a:fillRect/>
@@ -3602,7 +3845,7 @@
                     <pic:cNvPicPr preferRelativeResize="0"/>
                   </pic:nvPicPr>
                   <pic:blipFill>
-                    <a:blip r:embed="rId41"/>
+                    <a:blip r:embed="rId43"/>
                     <a:srcRect/>
                     <a:stretch>
                       <a:fillRect/>
@@ -3653,8 +3896,14 @@
     <w:p>
       <w:pPr>
         <w:spacing w:after="160"/>
-      </w:pPr>
-      <w:r>
+        <w:rPr>
+          <w:highlight w:val="green"/>
+        </w:rPr>
+      </w:pPr>
+      <w:r>
+        <w:rPr>
+          <w:highlight w:val="green"/>
+        </w:rPr>
         <w:lastRenderedPageBreak/>
         <w:t>En la facturación fiscal, los productos (más precisamente con los servicios AA), están dejando cambiarle el nombre, pero no así el precio. El precio también debería poder dejarse cambiar.</w:t>
       </w:r>
@@ -3664,7 +3913,13 @@
         <w:spacing w:after="160"/>
       </w:pPr>
       <w:r>
-        <w:t xml:space="preserve">Y en PRESUPUESTO no deja cambiar nada… cuando debería dejar cambiar tanto el producto como el precio. </w:t>
+        <w:rPr>
+          <w:highlight w:val="green"/>
+        </w:rPr>
+        <w:t>Y en PRESUPUESTO no deja cambiar nada… cuando debería dejar cambiar tanto el producto como el precio.</w:t>
+      </w:r>
+      <w:r>
+        <w:t xml:space="preserve"> </w:t>
       </w:r>
     </w:p>
     <w:p>
@@ -3678,14 +3933,14 @@
         <w:rPr>
           <w:b/>
           <w:bCs/>
-          <w:highlight w:val="yellow"/>
-        </w:rPr>
-      </w:pPr>
-      <w:r>
-        <w:rPr>
-          <w:b/>
-          <w:bCs/>
-          <w:highlight w:val="yellow"/>
+          <w:highlight w:val="green"/>
+        </w:rPr>
+      </w:pPr>
+      <w:r>
+        <w:rPr>
+          <w:b/>
+          <w:bCs/>
+          <w:highlight w:val="green"/>
         </w:rPr>
         <w:t xml:space="preserve">29 - FUNCIONALIDAD DE LA TECLA </w:t>
       </w:r>
@@ -3693,7 +3948,7 @@
         <w:rPr>
           <w:b/>
           <w:bCs/>
-          <w:highlight w:val="yellow"/>
+          <w:highlight w:val="green"/>
           <w:u w:val="single"/>
         </w:rPr>
         <w:t>ENTER</w:t>
@@ -3702,7 +3957,7 @@
         <w:rPr>
           <w:b/>
           <w:bCs/>
-          <w:highlight w:val="yellow"/>
+          <w:highlight w:val="green"/>
         </w:rPr>
         <w:t xml:space="preserve"> A LA HORA DE REALIZAR COMPROBANTES.</w:t>
       </w:r>
@@ -3711,12 +3966,12 @@
       <w:pPr>
         <w:spacing w:after="160"/>
         <w:rPr>
-          <w:highlight w:val="yellow"/>
-        </w:rPr>
-      </w:pPr>
-      <w:r>
-        <w:rPr>
-          <w:highlight w:val="yellow"/>
+          <w:highlight w:val="green"/>
+        </w:rPr>
+      </w:pPr>
+      <w:r>
+        <w:rPr>
+          <w:highlight w:val="green"/>
         </w:rPr>
         <w:t>A la hora de realizar algún comprobante, me paso por ejemplo en compras… que, estoy en el encabezado y le doy ENTER y me genera automáticamente el comprobante vacío, sin pedirme confirmación ni nada. Y en facturación (cualquier comprobante) en el detalle… capaz que agregue una línea, le doy ENTER y me generó el comprobante, sin haberlo terminado.</w:t>
       </w:r>
@@ -3731,9 +3986,15 @@
       <w:r>
         <w:rPr>
           <w:color w:val="FF0000"/>
-          <w:highlight w:val="yellow"/>
+          <w:highlight w:val="green"/>
         </w:rPr>
         <w:t>Definitivamente la función del ENTER,( más que para pasar por los campos del encabezado) debería DEJAR DE FUNCIONAR.</w:t>
+      </w:r>
+      <w:r>
+        <w:rPr>
+          <w:color w:val="FF0000"/>
+        </w:rPr>
+        <w:t xml:space="preserve"> SEGUIR REVISANDO</w:t>
       </w:r>
     </w:p>
     <w:p>
@@ -3835,7 +4096,7 @@
                     <pic:cNvPicPr preferRelativeResize="0"/>
                   </pic:nvPicPr>
                   <pic:blipFill>
-                    <a:blip r:embed="rId42"/>
+                    <a:blip r:embed="rId44"/>
                     <a:srcRect/>
                     <a:stretch>
                       <a:fillRect/>
@@ -3943,7 +4204,7 @@
                     <pic:cNvPicPr preferRelativeResize="0"/>
                   </pic:nvPicPr>
                   <pic:blipFill>
-                    <a:blip r:embed="rId43"/>
+                    <a:blip r:embed="rId45"/>
                     <a:srcRect/>
                     <a:stretch>
                       <a:fillRect/>
@@ -4019,7 +4280,7 @@
                     <pic:cNvPicPr preferRelativeResize="0"/>
                   </pic:nvPicPr>
                   <pic:blipFill>
-                    <a:blip r:embed="rId44"/>
+                    <a:blip r:embed="rId46"/>
                     <a:srcRect/>
                     <a:stretch>
                       <a:fillRect/>
@@ -4110,7 +4371,7 @@
                     <pic:cNvPicPr preferRelativeResize="0"/>
                   </pic:nvPicPr>
                   <pic:blipFill>
-                    <a:blip r:embed="rId45"/>
+                    <a:blip r:embed="rId47"/>
                     <a:srcRect/>
                     <a:stretch>
                       <a:fillRect/>
@@ -4154,7 +4415,19 @@
         <w:spacing w:after="160"/>
       </w:pPr>
       <w:r>
+        <w:rPr>
+          <w:highlight w:val="green"/>
+        </w:rPr>
         <w:t>Haciendo comprobantes, notamos que los clientes que tienen un teléfono ya ingresado, lo está pidiendo de nuevo… eso es porque está pidiendo el móvil y no el teléfono (que es el primer campo que ingresan los chicos cuando crean el cliente y es el obligatorio)</w:t>
+      </w:r>
+      <w:r>
+        <w:t xml:space="preserve"> </w:t>
+      </w:r>
+      <w:r>
+        <w:rPr>
+          <w:highlight w:val="yellow"/>
+        </w:rPr>
+        <w:t>LLENAR EL MOVIL</w:t>
       </w:r>
     </w:p>
     <w:p>
@@ -4201,7 +4474,7 @@
                     <pic:cNvPicPr preferRelativeResize="0"/>
                   </pic:nvPicPr>
                   <pic:blipFill>
-                    <a:blip r:embed="rId45"/>
+                    <a:blip r:embed="rId47"/>
                     <a:srcRect/>
                     <a:stretch>
                       <a:fillRect/>
@@ -4264,6 +4537,7 @@
         <w:rPr>
           <w:b/>
           <w:bCs/>
+          <w:highlight w:val="green"/>
         </w:rPr>
         <w:t>34 - SOBRE LA CAJA</w:t>
       </w:r>
@@ -4271,16 +4545,9 @@
         <w:rPr>
           <w:b/>
           <w:bCs/>
-        </w:rPr>
-        <w:t xml:space="preserve"> </w:t>
-      </w:r>
-      <w:r>
-        <w:rPr>
-          <w:b/>
-          <w:bCs/>
-          <w:highlight w:val="yellow"/>
-        </w:rPr>
-        <w:t>(REVISAR RR)</w:t>
+          <w:highlight w:val="green"/>
+        </w:rPr>
+        <w:t xml:space="preserve"> (REVISAR RR)</w:t>
       </w:r>
     </w:p>
     <w:p>
@@ -4344,7 +4611,7 @@
                     <pic:cNvPicPr preferRelativeResize="0"/>
                   </pic:nvPicPr>
                   <pic:blipFill>
-                    <a:blip r:embed="rId46"/>
+                    <a:blip r:embed="rId48"/>
                     <a:srcRect/>
                     <a:stretch>
                       <a:fillRect/>
@@ -4372,7 +4639,13 @@
         <w:spacing w:after="160"/>
       </w:pPr>
       <w:r>
+        <w:rPr>
+          <w:highlight w:val="yellow"/>
+        </w:rPr>
         <w:t>En el sistema actual, lo que tiene es que, al cerrar la caja, ya te permite imprimir todas las planillas que la componen (arqueo, transferencias, detalles, cheques, etc) de una sola vez. En cambio, en el ERP, tengo que ir a buscar informe por informe, escribir en cada informe el número de caja (recordar ese número o anotármelo) y ahí recién imprimir cada una de las planillas (porque ni siquiera veo las de mi sucursal) y se pierde un montón de tiempo, además que puedo llegar a olvidarme de imprimir alguno. Esos informes están bien, solo que no es práctico.</w:t>
+      </w:r>
+      <w:r>
+        <w:t xml:space="preserve"> Preguntar a Leoncio (OJO)</w:t>
       </w:r>
     </w:p>
     <w:p>
@@ -4403,7 +4676,7 @@
                     <pic:cNvPicPr preferRelativeResize="0"/>
                   </pic:nvPicPr>
                   <pic:blipFill>
-                    <a:blip r:embed="rId47"/>
+                    <a:blip r:embed="rId49"/>
                     <a:srcRect/>
                     <a:stretch>
                       <a:fillRect/>
@@ -4431,8 +4704,20 @@
         <w:spacing w:after="160"/>
       </w:pPr>
       <w:r>
+        <w:rPr>
+          <w:highlight w:val="yellow"/>
+        </w:rPr>
         <w:t>Lo que puedo llegar a sugerir con esto, es que ahí donde están las cajas que tenga el botón de imprimir y automáticamente vean un pdf, con todas las planillas relacionadas a esa caja (y de paso van sacando ese botón de eliminar de algunas pantallas)</w:t>
       </w:r>
+      <w:r>
+        <w:t xml:space="preserve"> </w:t>
+      </w:r>
+      <w:r>
+        <w:rPr>
+          <w:highlight w:val="cyan"/>
+        </w:rPr>
+        <w:t>habilitar el botón imprimir</w:t>
+      </w:r>
     </w:p>
     <w:p>
       <w:pPr>
@@ -4451,6 +4736,7 @@
         <w:rPr>
           <w:b/>
           <w:bCs/>
+          <w:highlight w:val="green"/>
         </w:rPr>
         <w:t>36 - INFORMES &gt; CAJA &gt; PLANILLA CAJA</w:t>
       </w:r>
@@ -4511,7 +4797,7 @@
                     <pic:cNvPicPr preferRelativeResize="0"/>
                   </pic:nvPicPr>
                   <pic:blipFill>
-                    <a:blip r:embed="rId48"/>
+                    <a:blip r:embed="rId50"/>
                     <a:srcRect/>
                     <a:stretch>
                       <a:fillRect/>
@@ -4571,7 +4857,7 @@
                     <pic:cNvPicPr preferRelativeResize="0"/>
                   </pic:nvPicPr>
                   <pic:blipFill>
-                    <a:blip r:embed="rId49"/>
+                    <a:blip r:embed="rId51"/>
                     <a:srcRect/>
                     <a:stretch>
                       <a:fillRect/>
@@ -4662,7 +4948,7 @@
                     <pic:cNvPicPr preferRelativeResize="0"/>
                   </pic:nvPicPr>
                   <pic:blipFill>
-                    <a:blip r:embed="rId50"/>
+                    <a:blip r:embed="rId52"/>
                     <a:srcRect/>
                     <a:stretch>
                       <a:fillRect/>
@@ -4772,7 +5058,7 @@
                     <pic:cNvPicPr preferRelativeResize="0"/>
                   </pic:nvPicPr>
                   <pic:blipFill>
-                    <a:blip r:embed="rId51"/>
+                    <a:blip r:embed="rId53"/>
                     <a:srcRect/>
                     <a:stretch>
                       <a:fillRect/>
@@ -4836,6 +5122,7 @@
       </w:pPr>
     </w:p>
     <w:sectPr>
+      <w:footerReference w:type="default" r:id="rId54"/>
       <w:pgSz w:w="12240" w:h="15840"/>
       <w:pgMar w:top="1440" w:right="1440" w:bottom="1440" w:left="1440" w:header="720" w:footer="720" w:gutter="0"/>
       <w:pgNumType w:start="1"/>
@@ -5976,6 +6263,101 @@
   <w16cid:commentId w16cid:paraId="493AA093" w16cid:durableId="723B754F"/>
   <w16cid:commentId w16cid:paraId="692F10AD" w16cid:durableId="0E67CA20"/>
 </w16cid:commentsIds>
+</file>
+
+<file path=word/endnotes.xml><?xml version="1.0" encoding="utf-8"?>
+<w:endnotes xmlns:wpc="http://schemas.microsoft.com/office/word/2010/wordprocessingCanvas" xmlns:cx="http://schemas.microsoft.com/office/drawing/2014/chartex" xmlns:cx1="http://schemas.microsoft.com/office/drawing/2015/9/8/chartex" xmlns:cx2="http://schemas.microsoft.com/office/drawing/2015/10/21/chartex" xmlns:cx3="http://schemas.microsoft.com/office/drawing/2016/5/9/chartex" xmlns:cx4="http://schemas.microsoft.com/office/drawing/2016/5/10/chartex" xmlns:cx5="http://schemas.microsoft.com/office/drawing/2016/5/11/chartex" xmlns:cx6="http://schemas.microsoft.com/office/drawing/2016/5/12/chartex" xmlns:cx7="http://schemas.microsoft.com/office/drawing/2016/5/13/chartex" xmlns:cx8="http://schemas.microsoft.com/office/drawing/2016/5/14/chartex" xmlns:mc="http://schemas.openxmlformats.org/markup-compatibility/2006" xmlns:aink="http://schemas.microsoft.com/office/drawing/2016/ink" xmlns:am3d="http://schemas.microsoft.com/office/drawing/2017/model3d" xmlns:o="urn:schemas-microsoft-com:office:office" xmlns:oel="http://schemas.microsoft.com/office/2019/extlst" xmlns:r="http://schemas.openxmlformats.org/officeDocument/2006/relationships" xmlns:m="http://schemas.openxmlformats.org/officeDocument/2006/math" xmlns:v="urn:schemas-microsoft-com:vml" xmlns:wp14="http://schemas.microsoft.com/office/word/2010/wordprocessingDrawing" xmlns:wp="http://schemas.openxmlformats.org/drawingml/2006/wordprocessingDrawing" xmlns:w10="urn:schemas-microsoft-com:office:word" xmlns:w="http://schemas.openxmlformats.org/wordprocessingml/2006/main" xmlns:w14="http://schemas.microsoft.com/office/word/2010/wordml" xmlns:w15="http://schemas.microsoft.com/office/word/2012/wordml" xmlns:w16cex="http://schemas.microsoft.com/office/word/2018/wordml/cex" xmlns:w16cid="http://schemas.microsoft.com/office/word/2016/wordml/cid" xmlns:w16="http://schemas.microsoft.com/office/word/2018/wordml" xmlns:w16du="http://schemas.microsoft.com/office/word/2023/wordml/word16du" xmlns:w16sdtdh="http://schemas.microsoft.com/office/word/2020/wordml/sdtdatahash" xmlns:w16sdtfl="http://schemas.microsoft.com/office/word/2024/wordml/sdtformatlock" xmlns:w16se="http://schemas.microsoft.com/office/word/2015/wordml/symex" xmlns:wpg="http://schemas.microsoft.com/office/word/2010/wordprocessingGroup" xmlns:wpi="http://schemas.microsoft.com/office/word/2010/wordprocessingInk" xmlns:wne="http://schemas.microsoft.com/office/word/2006/wordml" xmlns:wps="http://schemas.microsoft.com/office/word/2010/wordprocessingShape" mc:Ignorable="w14 w15 w16se w16cid w16 w16cex w16sdtdh w16sdtfl w16du wp14">
+  <w:endnote w:type="separator" w:id="-1">
+    <w:p>
+      <w:pPr>
+        <w:spacing w:line="240" w:lineRule="auto"/>
+      </w:pPr>
+      <w:r>
+        <w:separator/>
+      </w:r>
+    </w:p>
+  </w:endnote>
+  <w:endnote w:type="continuationSeparator" w:id="0">
+    <w:p>
+      <w:pPr>
+        <w:spacing w:line="240" w:lineRule="auto"/>
+      </w:pPr>
+      <w:r>
+        <w:continuationSeparator/>
+      </w:r>
+    </w:p>
+  </w:endnote>
+</w:endnotes>
+</file>
+
+<file path=word/footer1.xml><?xml version="1.0" encoding="utf-8"?>
+<w:ftr xmlns:wpc="http://schemas.microsoft.com/office/word/2010/wordprocessingCanvas" xmlns:cx="http://schemas.microsoft.com/office/drawing/2014/chartex" xmlns:cx1="http://schemas.microsoft.com/office/drawing/2015/9/8/chartex" xmlns:cx2="http://schemas.microsoft.com/office/drawing/2015/10/21/chartex" xmlns:cx3="http://schemas.microsoft.com/office/drawing/2016/5/9/chartex" xmlns:cx4="http://schemas.microsoft.com/office/drawing/2016/5/10/chartex" xmlns:cx5="http://schemas.microsoft.com/office/drawing/2016/5/11/chartex" xmlns:cx6="http://schemas.microsoft.com/office/drawing/2016/5/12/chartex" xmlns:cx7="http://schemas.microsoft.com/office/drawing/2016/5/13/chartex" xmlns:cx8="http://schemas.microsoft.com/office/drawing/2016/5/14/chartex" xmlns:mc="http://schemas.openxmlformats.org/markup-compatibility/2006" xmlns:aink="http://schemas.microsoft.com/office/drawing/2016/ink" xmlns:am3d="http://schemas.microsoft.com/office/drawing/2017/model3d" xmlns:o="urn:schemas-microsoft-com:office:office" xmlns:oel="http://schemas.microsoft.com/office/2019/extlst" xmlns:r="http://schemas.openxmlformats.org/officeDocument/2006/relationships" xmlns:m="http://schemas.openxmlformats.org/officeDocument/2006/math" xmlns:v="urn:schemas-microsoft-com:vml" xmlns:wp14="http://schemas.microsoft.com/office/word/2010/wordprocessingDrawing" xmlns:wp="http://schemas.openxmlformats.org/drawingml/2006/wordprocessingDrawing" xmlns:w10="urn:schemas-microsoft-com:office:word" xmlns:w="http://schemas.openxmlformats.org/wordprocessingml/2006/main" xmlns:w14="http://schemas.microsoft.com/office/word/2010/wordml" xmlns:w15="http://schemas.microsoft.com/office/word/2012/wordml" xmlns:w16cex="http://schemas.microsoft.com/office/word/2018/wordml/cex" xmlns:w16cid="http://schemas.microsoft.com/office/word/2016/wordml/cid" xmlns:w16="http://schemas.microsoft.com/office/word/2018/wordml" xmlns:w16du="http://schemas.microsoft.com/office/word/2023/wordml/word16du" xmlns:w16sdtdh="http://schemas.microsoft.com/office/word/2020/wordml/sdtdatahash" xmlns:w16sdtfl="http://schemas.microsoft.com/office/word/2024/wordml/sdtformatlock" xmlns:w16se="http://schemas.microsoft.com/office/word/2015/wordml/symex" xmlns:wpg="http://schemas.microsoft.com/office/word/2010/wordprocessingGroup" xmlns:wpi="http://schemas.microsoft.com/office/word/2010/wordprocessingInk" xmlns:wne="http://schemas.microsoft.com/office/word/2006/wordml" xmlns:wps="http://schemas.microsoft.com/office/word/2010/wordprocessingShape" mc:Ignorable="w14 w15 w16se w16cid w16 w16cex w16sdtdh w16sdtfl w16du wp14">
+  <w:sdt>
+    <w:sdtPr>
+      <w:id w:val="344293761"/>
+      <w:docPartObj>
+        <w:docPartGallery w:val="Page Numbers (Bottom of Page)"/>
+        <w:docPartUnique/>
+      </w:docPartObj>
+    </w:sdtPr>
+    <w:sdtContent>
+      <w:p>
+        <w:pPr>
+          <w:pStyle w:val="Piedepgina"/>
+          <w:jc w:val="right"/>
+        </w:pPr>
+        <w:r>
+          <w:fldChar w:fldCharType="begin"/>
+        </w:r>
+        <w:r>
+          <w:instrText>PAGE   \* MERGEFORMAT</w:instrText>
+        </w:r>
+        <w:r>
+          <w:fldChar w:fldCharType="separate"/>
+        </w:r>
+        <w:r>
+          <w:rPr>
+            <w:lang w:val="es-ES"/>
+          </w:rPr>
+          <w:t>2</w:t>
+        </w:r>
+        <w:r>
+          <w:fldChar w:fldCharType="end"/>
+        </w:r>
+      </w:p>
+    </w:sdtContent>
+  </w:sdt>
+  <w:p>
+    <w:pPr>
+      <w:pStyle w:val="Piedepgina"/>
+    </w:pPr>
+  </w:p>
+</w:ftr>
+</file>
+
+<file path=word/footnotes.xml><?xml version="1.0" encoding="utf-8"?>
+<w:footnotes xmlns:wpc="http://schemas.microsoft.com/office/word/2010/wordprocessingCanvas" xmlns:cx="http://schemas.microsoft.com/office/drawing/2014/chartex" xmlns:cx1="http://schemas.microsoft.com/office/drawing/2015/9/8/chartex" xmlns:cx2="http://schemas.microsoft.com/office/drawing/2015/10/21/chartex" xmlns:cx3="http://schemas.microsoft.com/office/drawing/2016/5/9/chartex" xmlns:cx4="http://schemas.microsoft.com/office/drawing/2016/5/10/chartex" xmlns:cx5="http://schemas.microsoft.com/office/drawing/2016/5/11/chartex" xmlns:cx6="http://schemas.microsoft.com/office/drawing/2016/5/12/chartex" xmlns:cx7="http://schemas.microsoft.com/office/drawing/2016/5/13/chartex" xmlns:cx8="http://schemas.microsoft.com/office/drawing/2016/5/14/chartex" xmlns:mc="http://schemas.openxmlformats.org/markup-compatibility/2006" xmlns:aink="http://schemas.microsoft.com/office/drawing/2016/ink" xmlns:am3d="http://schemas.microsoft.com/office/drawing/2017/model3d" xmlns:o="urn:schemas-microsoft-com:office:office" xmlns:oel="http://schemas.microsoft.com/office/2019/extlst" xmlns:r="http://schemas.openxmlformats.org/officeDocument/2006/relationships" xmlns:m="http://schemas.openxmlformats.org/officeDocument/2006/math" xmlns:v="urn:schemas-microsoft-com:vml" xmlns:wp14="http://schemas.microsoft.com/office/word/2010/wordprocessingDrawing" xmlns:wp="http://schemas.openxmlformats.org/drawingml/2006/wordprocessingDrawing" xmlns:w10="urn:schemas-microsoft-com:office:word" xmlns:w="http://schemas.openxmlformats.org/wordprocessingml/2006/main" xmlns:w14="http://schemas.microsoft.com/office/word/2010/wordml" xmlns:w15="http://schemas.microsoft.com/office/word/2012/wordml" xmlns:w16cex="http://schemas.microsoft.com/office/word/2018/wordml/cex" xmlns:w16cid="http://schemas.microsoft.com/office/word/2016/wordml/cid" xmlns:w16="http://schemas.microsoft.com/office/word/2018/wordml" xmlns:w16du="http://schemas.microsoft.com/office/word/2023/wordml/word16du" xmlns:w16sdtdh="http://schemas.microsoft.com/office/word/2020/wordml/sdtdatahash" xmlns:w16sdtfl="http://schemas.microsoft.com/office/word/2024/wordml/sdtformatlock" xmlns:w16se="http://schemas.microsoft.com/office/word/2015/wordml/symex" xmlns:wpg="http://schemas.microsoft.com/office/word/2010/wordprocessingGroup" xmlns:wpi="http://schemas.microsoft.com/office/word/2010/wordprocessingInk" xmlns:wne="http://schemas.microsoft.com/office/word/2006/wordml" xmlns:wps="http://schemas.microsoft.com/office/word/2010/wordprocessingShape" mc:Ignorable="w14 w15 w16se w16cid w16 w16cex w16sdtdh w16sdtfl w16du wp14">
+  <w:footnote w:type="separator" w:id="-1">
+    <w:p>
+      <w:pPr>
+        <w:spacing w:line="240" w:lineRule="auto"/>
+      </w:pPr>
+      <w:r>
+        <w:separator/>
+      </w:r>
+    </w:p>
+  </w:footnote>
+  <w:footnote w:type="continuationSeparator" w:id="0">
+    <w:p>
+      <w:pPr>
+        <w:spacing w:line="240" w:lineRule="auto"/>
+      </w:pPr>
+      <w:r>
+        <w:continuationSeparator/>
+      </w:r>
+    </w:p>
+  </w:footnote>
+</w:footnotes>
 </file>
 
 <file path=word/styles.xml><?xml version="1.0" encoding="utf-8"?>
@@ -6599,6 +6981,50 @@
       <w:szCs w:val="16"/>
     </w:rPr>
   </w:style>
+  <w:style w:type="paragraph" w:styleId="Encabezado">
+    <w:name w:val="header"/>
+    <w:basedOn w:val="Normal"/>
+    <w:link w:val="EncabezadoCar"/>
+    <w:uiPriority w:val="99"/>
+    <w:unhideWhenUsed/>
+    <w:rsid w:val="00E61CE3"/>
+    <w:pPr>
+      <w:tabs>
+        <w:tab w:val="center" w:pos="4252"/>
+        <w:tab w:val="right" w:pos="8504"/>
+      </w:tabs>
+      <w:spacing w:line="240" w:lineRule="auto"/>
+    </w:pPr>
+  </w:style>
+  <w:style w:type="character" w:customStyle="1" w:styleId="EncabezadoCar">
+    <w:name w:val="Encabezado Car"/>
+    <w:basedOn w:val="Fuentedeprrafopredeter"/>
+    <w:link w:val="Encabezado"/>
+    <w:uiPriority w:val="99"/>
+    <w:rsid w:val="00E61CE3"/>
+  </w:style>
+  <w:style w:type="paragraph" w:styleId="Piedepgina">
+    <w:name w:val="footer"/>
+    <w:basedOn w:val="Normal"/>
+    <w:link w:val="PiedepginaCar"/>
+    <w:uiPriority w:val="99"/>
+    <w:unhideWhenUsed/>
+    <w:rsid w:val="00E61CE3"/>
+    <w:pPr>
+      <w:tabs>
+        <w:tab w:val="center" w:pos="4252"/>
+        <w:tab w:val="right" w:pos="8504"/>
+      </w:tabs>
+      <w:spacing w:line="240" w:lineRule="auto"/>
+    </w:pPr>
+  </w:style>
+  <w:style w:type="character" w:customStyle="1" w:styleId="PiedepginaCar">
+    <w:name w:val="Pie de página Car"/>
+    <w:basedOn w:val="Fuentedeprrafopredeter"/>
+    <w:link w:val="Piedepgina"/>
+    <w:uiPriority w:val="99"/>
+    <w:rsid w:val="00E61CE3"/>
+  </w:style>
 </w:styles>
 </file>
 
